--- a/docs/InstallScout-reference-en.docx
+++ b/docs/InstallScout-reference-en.docx
@@ -36,7 +36,7 @@
           <w:color w:val="1A1A1A"/>
           <w:sz w:val="22"/>
         </w:rPr>
-        <w:t>1.8.45</w:t>
+        <w:t>1.8.46</w:t>
       </w:r>
       <w:r>
         <w:rPr>
@@ -8422,7 +8422,7 @@
         <w:color w:val="5B6B7C"/>
         <w:sz w:val="16"/>
       </w:rPr>
-      <w:t>InstallScout 1.8.45  ·  technical reference</w:t>
+      <w:t>InstallScout 1.8.46  ·  technical reference</w:t>
     </w:r>
   </w:p>
 </w:ftr>

--- a/docs/InstallScout-reference-en.docx
+++ b/docs/InstallScout-reference-en.docx
@@ -36,7 +36,7 @@
           <w:color w:val="1A1A1A"/>
           <w:sz w:val="22"/>
         </w:rPr>
-        <w:t>1.8.46</w:t>
+        <w:t>1.8.47</w:t>
       </w:r>
       <w:r>
         <w:rPr>
@@ -8422,7 +8422,7 @@
         <w:color w:val="5B6B7C"/>
         <w:sz w:val="16"/>
       </w:rPr>
-      <w:t>InstallScout 1.8.46  ·  technical reference</w:t>
+      <w:t>InstallScout 1.8.47  ·  technical reference</w:t>
     </w:r>
   </w:p>
 </w:ftr>

--- a/docs/InstallScout-reference-en.docx
+++ b/docs/InstallScout-reference-en.docx
@@ -6744,7 +6744,27 @@
           <w:color w:val="1A1A1A"/>
           <w:sz w:val="22"/>
         </w:rPr>
-        <w:t xml:space="preserve"> and the same application permission. InstallScout does not create an app registration.</w:t>
+        <w:t xml:space="preserve"> and the same permission. InstallScout does not create an app registration. The signed-in user must be able to create Win32 apps. The Entra role Intune Administrator, or the Intune role Application Manager, includes that. The tenant still needs admin consent for </w:t>
+      </w:r>
+      <w:r>
+        <w:rPr>
+          <w:rFonts w:ascii="Consolas" w:hAnsi="Consolas" w:eastAsia="Consolas"/>
+          <w:b w:val="0"/>
+          <w:i w:val="0"/>
+          <w:color w:val="113A5C"/>
+          <w:sz w:val="20"/>
+        </w:rPr>
+        <w:t>DeviceManagementApps.ReadWrite.All</w:t>
+      </w:r>
+      <w:r>
+        <w:rPr>
+          <w:rFonts w:ascii="Calibri" w:hAnsi="Calibri" w:eastAsia="Calibri"/>
+          <w:b w:val="0"/>
+          <w:i w:val="0"/>
+          <w:color w:val="1A1A1A"/>
+          <w:sz w:val="22"/>
+        </w:rPr>
+        <w:t>.</w:t>
       </w:r>
     </w:p>
     <w:p>

--- a/docs/InstallScout-reference-en.docx
+++ b/docs/InstallScout-reference-en.docx
@@ -36,7 +36,7 @@
           <w:color w:val="1A1A1A"/>
           <w:sz w:val="22"/>
         </w:rPr>
-        <w:t>1.8.47</w:t>
+        <w:t>1.8.48</w:t>
       </w:r>
       <w:r>
         <w:rPr>
@@ -8442,7 +8442,7 @@
         <w:color w:val="5B6B7C"/>
         <w:sz w:val="16"/>
       </w:rPr>
-      <w:t>InstallScout 1.8.47  ·  technical reference</w:t>
+      <w:t>InstallScout 1.8.48  ·  technical reference</w:t>
     </w:r>
   </w:p>
 </w:ftr>

--- a/docs/InstallScout-reference-en.docx
+++ b/docs/InstallScout-reference-en.docx
@@ -36,7 +36,7 @@
           <w:color w:val="1A1A1A"/>
           <w:sz w:val="22"/>
         </w:rPr>
-        <w:t>1.8.48</w:t>
+        <w:t>1.8.49</w:t>
       </w:r>
       <w:r>
         <w:rPr>
@@ -8442,7 +8442,7 @@
         <w:color w:val="5B6B7C"/>
         <w:sz w:val="16"/>
       </w:rPr>
-      <w:t>InstallScout 1.8.48  ·  technical reference</w:t>
+      <w:t>InstallScout 1.8.49  ·  technical reference</w:t>
     </w:r>
   </w:p>
 </w:ftr>

--- a/docs/InstallScout-reference-en.docx
+++ b/docs/InstallScout-reference-en.docx
@@ -36,7 +36,7 @@
           <w:color w:val="1A1A1A"/>
           <w:sz w:val="22"/>
         </w:rPr>
-        <w:t>1.8.49</w:t>
+        <w:t>1.8.54</w:t>
       </w:r>
       <w:r>
         <w:rPr>
@@ -203,7 +203,27 @@
           <w:color w:val="1A1A1A"/>
           <w:sz w:val="22"/>
         </w:rPr>
-        <w:t>Wrappers (7-Zip SFX, WinRAR SFX, IExpress, Self Extractor, unknown EXE) are unpacked locally when the outer file has no reliable silent line. Clean engines such as Inno, NSIS, Wacom, and DDPM are not unpacked.</w:t>
+        <w:t xml:space="preserve">Wrappers (7-Zip SFX, WinRAR SFX, IExpress, Self Extractor, unknown EXE) are unpacked locally when the outer file has no reliable silent line. Clean engines such as Inno, NSIS, Wacom, and DDPM are not unpacked. InstallScout ships a bundled 7-Zip Extra </w:t>
+      </w:r>
+      <w:r>
+        <w:rPr>
+          <w:rFonts w:ascii="Consolas" w:hAnsi="Consolas" w:eastAsia="Consolas"/>
+          <w:b w:val="0"/>
+          <w:i w:val="0"/>
+          <w:color w:val="113A5C"/>
+          <w:sz w:val="20"/>
+        </w:rPr>
+        <w:t>7za</w:t>
+      </w:r>
+      <w:r>
+        <w:rPr>
+          <w:rFonts w:ascii="Calibri" w:hAnsi="Calibri" w:eastAsia="Calibri"/>
+          <w:b w:val="0"/>
+          <w:i w:val="0"/>
+          <w:color w:val="1A1A1A"/>
+          <w:sz w:val="22"/>
+        </w:rPr>
+        <w:t xml:space="preserve"> for 7z payloads, so a system 7-Zip install is not required.</w:t>
       </w:r>
     </w:p>
     <w:p>
@@ -933,7 +953,7 @@
                 <w:color w:val="113A5C"/>
                 <w:sz w:val="16"/>
               </w:rPr>
-              <w:t>"{file}" /uninst</w:t>
+              <w:t>"{file}" /uninst /Silent</w:t>
             </w:r>
           </w:p>
         </w:tc>
@@ -4222,7 +4242,7 @@
           <w:color w:val="1A1A1A"/>
           <w:sz w:val="22"/>
         </w:rPr>
-        <w:t xml:space="preserve">A trailing Installer, Setup, or Bootstrapper word may be absent from DisplayName. </w:t>
+        <w:t xml:space="preserve">A trailing Installer, Setup, Bootstrapper, or Driver word may be absent from DisplayName. </w:t>
       </w:r>
       <w:r>
         <w:rPr>
@@ -4262,7 +4282,47 @@
           <w:color w:val="1A1A1A"/>
           <w:sz w:val="22"/>
         </w:rPr>
-        <w:t xml:space="preserve">. A leftover generic word such as Advanced is not used. Legal suffixes are ignored, so </w:t>
+        <w:t xml:space="preserve">, and </w:t>
+      </w:r>
+      <w:r>
+        <w:rPr>
+          <w:rFonts w:ascii="Consolas" w:hAnsi="Consolas" w:eastAsia="Consolas"/>
+          <w:b w:val="0"/>
+          <w:i w:val="0"/>
+          <w:color w:val="113A5C"/>
+          <w:sz w:val="20"/>
+        </w:rPr>
+        <w:t>Wacom Tablet Driver</w:t>
+      </w:r>
+      <w:r>
+        <w:rPr>
+          <w:rFonts w:ascii="Calibri" w:hAnsi="Calibri" w:eastAsia="Calibri"/>
+          <w:b w:val="0"/>
+          <w:i w:val="0"/>
+          <w:color w:val="1A1A1A"/>
+          <w:sz w:val="22"/>
+        </w:rPr>
+        <w:t xml:space="preserve"> matches </w:t>
+      </w:r>
+      <w:r>
+        <w:rPr>
+          <w:rFonts w:ascii="Consolas" w:hAnsi="Consolas" w:eastAsia="Consolas"/>
+          <w:b w:val="0"/>
+          <w:i w:val="0"/>
+          <w:color w:val="113A5C"/>
+          <w:sz w:val="20"/>
+        </w:rPr>
+        <w:t>Wacom Tablet</w:t>
+      </w:r>
+      <w:r>
+        <w:rPr>
+          <w:rFonts w:ascii="Calibri" w:hAnsi="Calibri" w:eastAsia="Calibri"/>
+          <w:b w:val="0"/>
+          <w:i w:val="0"/>
+          <w:color w:val="1A1A1A"/>
+          <w:sz w:val="22"/>
+        </w:rPr>
+        <w:t xml:space="preserve">. The uninstall key name counts too. A key named as the product still counts when DisplayName, publisher, and version are missing, as long as the key has some other value. A value that is present must still match. A leftover generic word such as Advanced is not used. Legal suffixes are ignored, so </w:t>
       </w:r>
       <w:r>
         <w:rPr>
@@ -4302,7 +4362,67 @@
           <w:color w:val="1A1A1A"/>
           <w:sz w:val="22"/>
         </w:rPr>
-        <w:t>. Versions are compared numerically. The same version and newer count. Older does not.</w:t>
+        <w:t xml:space="preserve">. Versions are compared numerically. The same version and newer count. Older does not. A hyphen revision such as </w:t>
+      </w:r>
+      <w:r>
+        <w:rPr>
+          <w:rFonts w:ascii="Consolas" w:hAnsi="Consolas" w:eastAsia="Consolas"/>
+          <w:b w:val="0"/>
+          <w:i w:val="0"/>
+          <w:color w:val="113A5C"/>
+          <w:sz w:val="20"/>
+        </w:rPr>
+        <w:t>6.4.14-1</w:t>
+      </w:r>
+      <w:r>
+        <w:rPr>
+          <w:rFonts w:ascii="Calibri" w:hAnsi="Calibri" w:eastAsia="Calibri"/>
+          <w:b w:val="0"/>
+          <w:i w:val="0"/>
+          <w:color w:val="1A1A1A"/>
+          <w:sz w:val="22"/>
+        </w:rPr>
+        <w:t xml:space="preserve"> is satisfied by both </w:t>
+      </w:r>
+      <w:r>
+        <w:rPr>
+          <w:rFonts w:ascii="Consolas" w:hAnsi="Consolas" w:eastAsia="Consolas"/>
+          <w:b w:val="0"/>
+          <w:i w:val="0"/>
+          <w:color w:val="113A5C"/>
+          <w:sz w:val="20"/>
+        </w:rPr>
+        <w:t>6.4.14-1</w:t>
+      </w:r>
+      <w:r>
+        <w:rPr>
+          <w:rFonts w:ascii="Calibri" w:hAnsi="Calibri" w:eastAsia="Calibri"/>
+          <w:b w:val="0"/>
+          <w:i w:val="0"/>
+          <w:color w:val="1A1A1A"/>
+          <w:sz w:val="22"/>
+        </w:rPr>
+        <w:t xml:space="preserve"> and </w:t>
+      </w:r>
+      <w:r>
+        <w:rPr>
+          <w:rFonts w:ascii="Consolas" w:hAnsi="Consolas" w:eastAsia="Consolas"/>
+          <w:b w:val="0"/>
+          <w:i w:val="0"/>
+          <w:color w:val="113A5C"/>
+          <w:sz w:val="20"/>
+        </w:rPr>
+        <w:t>6.4.14</w:t>
+      </w:r>
+      <w:r>
+        <w:rPr>
+          <w:rFonts w:ascii="Calibri" w:hAnsi="Calibri" w:eastAsia="Calibri"/>
+          <w:b w:val="0"/>
+          <w:i w:val="0"/>
+          <w:color w:val="1A1A1A"/>
+          <w:sz w:val="22"/>
+        </w:rPr>
+        <w:t>.</w:t>
       </w:r>
     </w:p>
     <w:p>
@@ -4357,27 +4477,7 @@
           <w:color w:val="1A1A1A"/>
           <w:sz w:val="22"/>
         </w:rPr>
-        <w:t xml:space="preserve">, both views including </w:t>
-      </w:r>
-      <w:r>
-        <w:rPr>
-          <w:rFonts w:ascii="Consolas" w:hAnsi="Consolas" w:eastAsia="Consolas"/>
-          <w:b w:val="0"/>
-          <w:i w:val="0"/>
-          <w:color w:val="113A5C"/>
-          <w:sz w:val="20"/>
-        </w:rPr>
-        <w:t>WOW6432Node</w:t>
-      </w:r>
-      <w:r>
-        <w:rPr>
-          <w:rFonts w:ascii="Calibri" w:hAnsi="Calibri" w:eastAsia="Calibri"/>
-          <w:b w:val="0"/>
-          <w:i w:val="0"/>
-          <w:color w:val="1A1A1A"/>
-          <w:sz w:val="22"/>
-        </w:rPr>
-        <w:t xml:space="preserve">, under </w:t>
+        <w:t xml:space="preserve"> under </w:t>
       </w:r>
       <w:r>
         <w:rPr>
@@ -4397,7 +4497,7 @@
           <w:color w:val="1A1A1A"/>
           <w:sz w:val="22"/>
         </w:rPr>
-        <w:t>.</w:t>
+        <w:t>, in both the 32-bit and 64-bit views. That still holds when the script itself runs as 32-bit.</w:t>
       </w:r>
     </w:p>
     <w:p>
@@ -8442,7 +8542,7 @@
         <w:color w:val="5B6B7C"/>
         <w:sz w:val="16"/>
       </w:rPr>
-      <w:t>InstallScout 1.8.49  ·  technical reference</w:t>
+      <w:t>InstallScout 1.8.54  ·  technical reference</w:t>
     </w:r>
   </w:p>
 </w:ftr>

--- a/docs/InstallScout-reference-en.docx
+++ b/docs/InstallScout-reference-en.docx
@@ -36,7 +36,7 @@
           <w:color w:val="1A1A1A"/>
           <w:sz w:val="22"/>
         </w:rPr>
-        <w:t>1.8.54</w:t>
+        <w:t>1.8.55</w:t>
       </w:r>
       <w:r>
         <w:rPr>
@@ -8542,7 +8542,7 @@
         <w:color w:val="5B6B7C"/>
         <w:sz w:val="16"/>
       </w:rPr>
-      <w:t>InstallScout 1.8.54  ·  technical reference</w:t>
+      <w:t>InstallScout 1.8.55  ·  technical reference</w:t>
     </w:r>
   </w:p>
 </w:ftr>

--- a/docs/InstallScout-reference-en.docx
+++ b/docs/InstallScout-reference-en.docx
@@ -36,7 +36,7 @@
           <w:color w:val="1A1A1A"/>
           <w:sz w:val="22"/>
         </w:rPr>
-        <w:t>1.8.55</w:t>
+        <w:t>1.8.56</w:t>
       </w:r>
       <w:r>
         <w:rPr>
@@ -8542,7 +8542,7 @@
         <w:color w:val="5B6B7C"/>
         <w:sz w:val="16"/>
       </w:rPr>
-      <w:t>InstallScout 1.8.55  ·  technical reference</w:t>
+      <w:t>InstallScout 1.8.56  ·  technical reference</w:t>
     </w:r>
   </w:p>
 </w:ftr>
